--- a/docs/vignettes/02_02_welch_ttest_vignette/03_two_sample_mann_whitney_u_test.docx
+++ b/docs/vignettes/02_02_welch_ttest_vignette/03_two_sample_mann_whitney_u_test.docx
@@ -4957,7 +4957,7 @@
         <w:rPr>
           <w:rStyle w:val="VerbatimChar"/>
         </w:rPr>
-        <w:t xml:space="preserve">Z = -3.0609, p-value = 0.0017</w:t>
+        <w:t xml:space="preserve">Z = -3.0609, p-value = 0.002</w:t>
       </w:r>
       <w:r>
         <w:br/>

--- a/docs/vignettes/02_02_welch_ttest_vignette/03_two_sample_mann_whitney_u_test.docx
+++ b/docs/vignettes/02_02_welch_ttest_vignette/03_two_sample_mann_whitney_u_test.docx
@@ -4957,7 +4957,7 @@
         <w:rPr>
           <w:rStyle w:val="VerbatimChar"/>
         </w:rPr>
-        <w:t xml:space="preserve">Z = -3.0609, p-value = 0.002</w:t>
+        <w:t xml:space="preserve">Z = -3.0609, p-value = 0.0022</w:t>
       </w:r>
       <w:r>
         <w:br/>

--- a/docs/vignettes/02_02_welch_ttest_vignette/03_two_sample_mann_whitney_u_test.docx
+++ b/docs/vignettes/02_02_welch_ttest_vignette/03_two_sample_mann_whitney_u_test.docx
@@ -4957,7 +4957,7 @@
         <w:rPr>
           <w:rStyle w:val="VerbatimChar"/>
         </w:rPr>
-        <w:t xml:space="preserve">Z = -3.0609, p-value = 0.0022</w:t>
+        <w:t xml:space="preserve">Z = -3.0609, p-value = 0.0019</w:t>
       </w:r>
       <w:r>
         <w:br/>
